--- a/public/legacy/docs/kc-not-1.docx
+++ b/public/legacy/docs/kc-not-1.docx
@@ -4,7 +4,7 @@
   <w:body>
     <w:sectPr>
       <w:pgSz w:w="12240" w:h="15840" w:orient="portrait"/>
-      <w:pgMar w:top="1000" w:right="1000" w:bottom="1000" w:left="1000" w:header="undefined" w:footer="undefined" w:gutter="undefined"/>
+      <w:pgMar w:top="1000" w:right="1000" w:bottom="1000" w:left="1000" w:header="720" w:footer="720" w:gutter="0"/>
     </w:sectPr>
     <w:p>
       <w:pPr>

--- a/public/legacy/docs/kc-not-1.docx
+++ b/public/legacy/docs/kc-not-1.docx
@@ -375,7 +375,7 @@
       </w:pPr>
       <w:r>
         <w:rPr/>
-        <w:t xml:space="preserve">Karya Vaani · Knowledge Center · Daikin Sricity · AP — controlled document, v1.0</w:t>
+        <w:t xml:space="preserve">Karya Vaani · Knowledge Center · Customer Plant — controlled document, v1.0</w:t>
       </w:r>
     </w:p>
   </w:body>
